--- a/docs/RustDB_통합문서_v20.docx
+++ b/docs/RustDB_통합문서_v20.docx
@@ -65,7 +65,7 @@
           <w:sz w:val="22"/>
           <w:szCs w:val="22"/>
         </w:rPr>
-        <w:t>프로젝트 문서 통합본  |  v1</w:t>
+        <w:t>프로젝트 문서 통합본  |  v</w:t>
       </w:r>
       <w:r>
         <w:rPr>
@@ -74,7 +74,7 @@
           <w:sz w:val="22"/>
           <w:szCs w:val="22"/>
         </w:rPr>
-        <w:t>8</w:t>
+        <w:t>20</w:t>
       </w:r>
       <w:r>
         <w:rPr>
